--- a/output/instructor/Variation 2 Answer Key.docx
+++ b/output/instructor/Variation 2 Answer Key.docx
@@ -11246,7 +11246,7 @@
         <w:ind w:left="360" w:right="360"/>
       </w:pPr>
       <w:r>
-        <w:t xml:space="preserve">For each campus area, what is the median price per square foot in each distance band? In most areas, does price per square foot fall as the distance from campus grows? Name any area where it does not.</w:t>
+        <w:t xml:space="preserve">For each campus area, what is the median price per square foot in each distance band? In most areas, does price per square foot fall as the distance from campus grows? Say what you count as falling, and name any area where it does not.</w:t>
       </w:r>
     </w:p>
     <w:p>
@@ -17354,6 +17354,433 @@
     <w:p>
       <w:r>
         <w:t xml:space="preserve">A rise of 0.0% means price per square foot never rises from one band to the next.</w:t>
+      </w:r>
+    </w:p>
+    <w:p>
+      <w:r>
+        <w:rPr>
+          <w:b/>
+          <w:bCs/>
+        </w:rPr>
+        <w:t xml:space="preserve">Areas that fall under three common rules</w:t>
+      </w:r>
+    </w:p>
+    <w:tbl>
+      <w:tblPr>
+        <w:tblW w:type="dxa" w:w="9360"/>
+        <w:tblBorders>
+          <w:top w:val="single" w:color="auto" w:sz="4"/>
+          <w:left w:val="single" w:color="auto" w:sz="4"/>
+          <w:bottom w:val="single" w:color="auto" w:sz="4"/>
+          <w:right w:val="single" w:color="auto" w:sz="4"/>
+          <w:insideH w:val="single" w:color="auto" w:sz="4"/>
+          <w:insideV w:val="single" w:color="auto" w:sz="4"/>
+        </w:tblBorders>
+      </w:tblPr>
+      <w:tblGrid>
+        <w:gridCol w:w="4722"/>
+        <w:gridCol w:w="1271"/>
+        <w:gridCol w:w="3367"/>
+      </w:tblGrid>
+      <w:tr>
+        <w:trPr>
+          <w:cantSplit/>
+          <w:tblHeader/>
+        </w:trPr>
+        <w:tc>
+          <w:tcPr>
+            <w:tcW w:type="dxa" w:w="4722"/>
+            <w:tcBorders>
+              <w:top w:val="single" w:color="C9D1DC" w:sz="4"/>
+              <w:left w:val="single" w:color="C9D1DC" w:sz="4"/>
+              <w:bottom w:val="single" w:color="C9D1DC" w:sz="4"/>
+              <w:right w:val="single" w:color="C9D1DC" w:sz="4"/>
+            </w:tcBorders>
+            <w:shd w:fill="EEF2F7" w:color="auto" w:val="clear"/>
+            <w:tcMar>
+              <w:top w:type="dxa" w:w="60"/>
+              <w:left w:type="dxa" w:w="100"/>
+              <w:bottom w:type="dxa" w:w="60"/>
+              <w:right w:type="dxa" w:w="100"/>
+            </w:tcMar>
+          </w:tcPr>
+          <w:p>
+            <w:pPr>
+              <w:spacing w:after="0"/>
+              <w:jc w:val="left"/>
+            </w:pPr>
+            <w:r>
+              <w:rPr>
+                <w:b/>
+                <w:bCs/>
+                <w:sz w:val="20"/>
+                <w:szCs w:val="20"/>
+              </w:rPr>
+              <w:t xml:space="preserve">Rule for "falls"</w:t>
+            </w:r>
+          </w:p>
+        </w:tc>
+        <w:tc>
+          <w:tcPr>
+            <w:tcW w:type="dxa" w:w="1271"/>
+            <w:tcBorders>
+              <w:top w:val="single" w:color="C9D1DC" w:sz="4"/>
+              <w:left w:val="single" w:color="C9D1DC" w:sz="4"/>
+              <w:bottom w:val="single" w:color="C9D1DC" w:sz="4"/>
+              <w:right w:val="single" w:color="C9D1DC" w:sz="4"/>
+            </w:tcBorders>
+            <w:shd w:fill="EEF2F7" w:color="auto" w:val="clear"/>
+            <w:tcMar>
+              <w:top w:type="dxa" w:w="60"/>
+              <w:left w:type="dxa" w:w="100"/>
+              <w:bottom w:type="dxa" w:w="60"/>
+              <w:right w:type="dxa" w:w="100"/>
+            </w:tcMar>
+          </w:tcPr>
+          <w:p>
+            <w:pPr>
+              <w:spacing w:after="0"/>
+              <w:jc w:val="right"/>
+            </w:pPr>
+            <w:r>
+              <w:rPr>
+                <w:b/>
+                <w:bCs/>
+                <w:sz w:val="20"/>
+                <w:szCs w:val="20"/>
+              </w:rPr>
+              <w:t xml:space="preserve">Areas that fall</w:t>
+            </w:r>
+          </w:p>
+        </w:tc>
+        <w:tc>
+          <w:tcPr>
+            <w:tcW w:type="dxa" w:w="3367"/>
+            <w:tcBorders>
+              <w:top w:val="single" w:color="C9D1DC" w:sz="4"/>
+              <w:left w:val="single" w:color="C9D1DC" w:sz="4"/>
+              <w:bottom w:val="single" w:color="C9D1DC" w:sz="4"/>
+              <w:right w:val="single" w:color="C9D1DC" w:sz="4"/>
+            </w:tcBorders>
+            <w:shd w:fill="EEF2F7" w:color="auto" w:val="clear"/>
+            <w:tcMar>
+              <w:top w:type="dxa" w:w="60"/>
+              <w:left w:type="dxa" w:w="100"/>
+              <w:bottom w:type="dxa" w:w="60"/>
+              <w:right w:type="dxa" w:w="100"/>
+            </w:tcMar>
+          </w:tcPr>
+          <w:p>
+            <w:pPr>
+              <w:spacing w:after="0"/>
+              <w:jc w:val="left"/>
+            </w:pPr>
+            <w:r>
+              <w:rPr>
+                <w:b/>
+                <w:bCs/>
+                <w:sz w:val="20"/>
+                <w:szCs w:val="20"/>
+              </w:rPr>
+              <w:t xml:space="preserve">Areas that do not fall</w:t>
+            </w:r>
+          </w:p>
+        </w:tc>
+      </w:tr>
+      <w:tr>
+        <w:trPr>
+          <w:cantSplit/>
+        </w:trPr>
+        <w:tc>
+          <w:tcPr>
+            <w:tcW w:type="dxa" w:w="4722"/>
+            <w:tcBorders>
+              <w:top w:val="single" w:color="C9D1DC" w:sz="4"/>
+              <w:left w:val="single" w:color="C9D1DC" w:sz="4"/>
+              <w:bottom w:val="single" w:color="C9D1DC" w:sz="4"/>
+              <w:right w:val="single" w:color="C9D1DC" w:sz="4"/>
+            </w:tcBorders>
+            <w:tcMar>
+              <w:top w:type="dxa" w:w="60"/>
+              <w:left w:type="dxa" w:w="100"/>
+              <w:bottom w:type="dxa" w:w="60"/>
+              <w:right w:type="dxa" w:w="100"/>
+            </w:tcMar>
+          </w:tcPr>
+          <w:p>
+            <w:pPr>
+              <w:spacing w:after="0"/>
+              <w:jc w:val="left"/>
+            </w:pPr>
+            <w:r>
+              <w:rPr>
+                <w:sz w:val="20"/>
+                <w:szCs w:val="20"/>
+              </w:rPr>
+              <w:t xml:space="preserve">Each band with enough sales is lower than the one before</w:t>
+            </w:r>
+          </w:p>
+        </w:tc>
+        <w:tc>
+          <w:tcPr>
+            <w:tcW w:type="dxa" w:w="1271"/>
+            <w:tcBorders>
+              <w:top w:val="single" w:color="C9D1DC" w:sz="4"/>
+              <w:left w:val="single" w:color="C9D1DC" w:sz="4"/>
+              <w:bottom w:val="single" w:color="C9D1DC" w:sz="4"/>
+              <w:right w:val="single" w:color="C9D1DC" w:sz="4"/>
+            </w:tcBorders>
+            <w:tcMar>
+              <w:top w:type="dxa" w:w="60"/>
+              <w:left w:type="dxa" w:w="100"/>
+              <w:bottom w:type="dxa" w:w="60"/>
+              <w:right w:type="dxa" w:w="100"/>
+            </w:tcMar>
+          </w:tcPr>
+          <w:p>
+            <w:pPr>
+              <w:spacing w:after="0"/>
+              <w:jc w:val="right"/>
+            </w:pPr>
+            <w:r>
+              <w:rPr>
+                <w:sz w:val="20"/>
+                <w:szCs w:val="20"/>
+              </w:rPr>
+              <w:t xml:space="preserve">5</w:t>
+            </w:r>
+          </w:p>
+        </w:tc>
+        <w:tc>
+          <w:tcPr>
+            <w:tcW w:type="dxa" w:w="3367"/>
+            <w:tcBorders>
+              <w:top w:val="single" w:color="C9D1DC" w:sz="4"/>
+              <w:left w:val="single" w:color="C9D1DC" w:sz="4"/>
+              <w:bottom w:val="single" w:color="C9D1DC" w:sz="4"/>
+              <w:right w:val="single" w:color="C9D1DC" w:sz="4"/>
+            </w:tcBorders>
+            <w:tcMar>
+              <w:top w:type="dxa" w:w="60"/>
+              <w:left w:type="dxa" w:w="100"/>
+              <w:bottom w:type="dxa" w:w="60"/>
+              <w:right w:type="dxa" w:w="100"/>
+            </w:tcMar>
+          </w:tcPr>
+          <w:p>
+            <w:pPr>
+              <w:spacing w:after="0"/>
+              <w:jc w:val="left"/>
+            </w:pPr>
+            <w:r>
+              <w:rPr>
+                <w:sz w:val="20"/>
+                <w:szCs w:val="20"/>
+              </w:rPr>
+              <w:t xml:space="preserve">Florida, Georgia, Illinois, Iowa, Purdue and UW-Madison</w:t>
+            </w:r>
+          </w:p>
+        </w:tc>
+      </w:tr>
+      <w:tr>
+        <w:trPr>
+          <w:cantSplit/>
+        </w:trPr>
+        <w:tc>
+          <w:tcPr>
+            <w:tcW w:type="dxa" w:w="4722"/>
+            <w:tcBorders>
+              <w:top w:val="single" w:color="C9D1DC" w:sz="4"/>
+              <w:left w:val="single" w:color="C9D1DC" w:sz="4"/>
+              <w:bottom w:val="single" w:color="C9D1DC" w:sz="4"/>
+              <w:right w:val="single" w:color="C9D1DC" w:sz="4"/>
+            </w:tcBorders>
+            <w:tcMar>
+              <w:top w:type="dxa" w:w="60"/>
+              <w:left w:type="dxa" w:w="100"/>
+              <w:bottom w:type="dxa" w:w="60"/>
+              <w:right w:type="dxa" w:w="100"/>
+            </w:tcMar>
+          </w:tcPr>
+          <w:p>
+            <w:pPr>
+              <w:spacing w:after="0"/>
+              <w:jc w:val="left"/>
+            </w:pPr>
+            <w:r>
+              <w:rPr>
+                <w:sz w:val="20"/>
+                <w:szCs w:val="20"/>
+              </w:rPr>
+              <w:t xml:space="preserve">The farthest band with enough sales is lower than the nearest, and no step rises by more than 5% (the key's rule)</w:t>
+            </w:r>
+          </w:p>
+        </w:tc>
+        <w:tc>
+          <w:tcPr>
+            <w:tcW w:type="dxa" w:w="1271"/>
+            <w:tcBorders>
+              <w:top w:val="single" w:color="C9D1DC" w:sz="4"/>
+              <w:left w:val="single" w:color="C9D1DC" w:sz="4"/>
+              <w:bottom w:val="single" w:color="C9D1DC" w:sz="4"/>
+              <w:right w:val="single" w:color="C9D1DC" w:sz="4"/>
+            </w:tcBorders>
+            <w:tcMar>
+              <w:top w:type="dxa" w:w="60"/>
+              <w:left w:type="dxa" w:w="100"/>
+              <w:bottom w:type="dxa" w:w="60"/>
+              <w:right w:type="dxa" w:w="100"/>
+            </w:tcMar>
+          </w:tcPr>
+          <w:p>
+            <w:pPr>
+              <w:spacing w:after="0"/>
+              <w:jc w:val="right"/>
+            </w:pPr>
+            <w:r>
+              <w:rPr>
+                <w:sz w:val="20"/>
+                <w:szCs w:val="20"/>
+              </w:rPr>
+              <w:t xml:space="preserve">8</w:t>
+            </w:r>
+          </w:p>
+        </w:tc>
+        <w:tc>
+          <w:tcPr>
+            <w:tcW w:type="dxa" w:w="3367"/>
+            <w:tcBorders>
+              <w:top w:val="single" w:color="C9D1DC" w:sz="4"/>
+              <w:left w:val="single" w:color="C9D1DC" w:sz="4"/>
+              <w:bottom w:val="single" w:color="C9D1DC" w:sz="4"/>
+              <w:right w:val="single" w:color="C9D1DC" w:sz="4"/>
+            </w:tcBorders>
+            <w:tcMar>
+              <w:top w:type="dxa" w:w="60"/>
+              <w:left w:type="dxa" w:w="100"/>
+              <w:bottom w:type="dxa" w:w="60"/>
+              <w:right w:type="dxa" w:w="100"/>
+            </w:tcMar>
+          </w:tcPr>
+          <w:p>
+            <w:pPr>
+              <w:spacing w:after="0"/>
+              <w:jc w:val="left"/>
+            </w:pPr>
+            <w:r>
+              <w:rPr>
+                <w:sz w:val="20"/>
+                <w:szCs w:val="20"/>
+              </w:rPr>
+              <w:t xml:space="preserve">Florida, Illinois and Purdue</w:t>
+            </w:r>
+          </w:p>
+        </w:tc>
+      </w:tr>
+      <w:tr>
+        <w:trPr>
+          <w:cantSplit/>
+        </w:trPr>
+        <w:tc>
+          <w:tcPr>
+            <w:tcW w:type="dxa" w:w="4722"/>
+            <w:tcBorders>
+              <w:top w:val="single" w:color="C9D1DC" w:sz="4"/>
+              <w:left w:val="single" w:color="C9D1DC" w:sz="4"/>
+              <w:bottom w:val="single" w:color="C9D1DC" w:sz="4"/>
+              <w:right w:val="single" w:color="C9D1DC" w:sz="4"/>
+            </w:tcBorders>
+            <w:tcMar>
+              <w:top w:type="dxa" w:w="60"/>
+              <w:left w:type="dxa" w:w="100"/>
+              <w:bottom w:type="dxa" w:w="60"/>
+              <w:right w:type="dxa" w:w="100"/>
+            </w:tcMar>
+          </w:tcPr>
+          <w:p>
+            <w:pPr>
+              <w:spacing w:after="0"/>
+              <w:jc w:val="left"/>
+            </w:pPr>
+            <w:r>
+              <w:rPr>
+                <w:sz w:val="20"/>
+                <w:szCs w:val="20"/>
+              </w:rPr>
+              <w:t xml:space="preserve">The farthest band with enough sales is lower than the nearest</w:t>
+            </w:r>
+          </w:p>
+        </w:tc>
+        <w:tc>
+          <w:tcPr>
+            <w:tcW w:type="dxa" w:w="1271"/>
+            <w:tcBorders>
+              <w:top w:val="single" w:color="C9D1DC" w:sz="4"/>
+              <w:left w:val="single" w:color="C9D1DC" w:sz="4"/>
+              <w:bottom w:val="single" w:color="C9D1DC" w:sz="4"/>
+              <w:right w:val="single" w:color="C9D1DC" w:sz="4"/>
+            </w:tcBorders>
+            <w:tcMar>
+              <w:top w:type="dxa" w:w="60"/>
+              <w:left w:type="dxa" w:w="100"/>
+              <w:bottom w:type="dxa" w:w="60"/>
+              <w:right w:type="dxa" w:w="100"/>
+            </w:tcMar>
+          </w:tcPr>
+          <w:p>
+            <w:pPr>
+              <w:spacing w:after="0"/>
+              <w:jc w:val="right"/>
+            </w:pPr>
+            <w:r>
+              <w:rPr>
+                <w:sz w:val="20"/>
+                <w:szCs w:val="20"/>
+              </w:rPr>
+              <w:t xml:space="preserve">10</w:t>
+            </w:r>
+          </w:p>
+        </w:tc>
+        <w:tc>
+          <w:tcPr>
+            <w:tcW w:type="dxa" w:w="3367"/>
+            <w:tcBorders>
+              <w:top w:val="single" w:color="C9D1DC" w:sz="4"/>
+              <w:left w:val="single" w:color="C9D1DC" w:sz="4"/>
+              <w:bottom w:val="single" w:color="C9D1DC" w:sz="4"/>
+              <w:right w:val="single" w:color="C9D1DC" w:sz="4"/>
+            </w:tcBorders>
+            <w:tcMar>
+              <w:top w:type="dxa" w:w="60"/>
+              <w:left w:type="dxa" w:w="100"/>
+              <w:bottom w:type="dxa" w:w="60"/>
+              <w:right w:type="dxa" w:w="100"/>
+            </w:tcMar>
+          </w:tcPr>
+          <w:p>
+            <w:pPr>
+              <w:spacing w:after="0"/>
+              <w:jc w:val="left"/>
+            </w:pPr>
+            <w:r>
+              <w:rPr>
+                <w:sz w:val="20"/>
+                <w:szCs w:val="20"/>
+              </w:rPr>
+              <w:t xml:space="preserve">Illinois</w:t>
+            </w:r>
+          </w:p>
+        </w:tc>
+      </w:tr>
+    </w:tbl>
+    <w:p>
+      <w:pPr>
+        <w:spacing w:after="120"/>
+      </w:pPr>
+    </w:p>
+    <w:p>
+      <w:r>
+        <w:t xml:space="preserve">Students must say what they count as falling. Mark the answer against the student's own rule.</w:t>
       </w:r>
     </w:p>
     <w:p>
@@ -18649,7 +19076,20 @@
         <w:spacing w:after="80"/>
       </w:pPr>
       <w:r>
-        <w:t xml:space="preserve">The answer says yes for most areas and names Illinois. Naming Florida and Purdue as well is correct. Naming an area that falls at every step (Michigan, Penn State, UC Davis, UNC and Virginia) is wrong.</w:t>
+        <w:t xml:space="preserve">The answer states a rule for "falls" and applies it correctly; the table above gives the result under three common rules. Under each of them most areas fall, except under the strictest rule, where 5 of 11 fall.</w:t>
+      </w:r>
+    </w:p>
+    <w:p>
+      <w:pPr>
+        <w:pStyle w:val="ListParagraph"/>
+        <w:numPr>
+          <w:ilvl w:val="0"/>
+          <w:numId w:val="4"/>
+        </w:numPr>
+        <w:spacing w:after="80"/>
+      </w:pPr>
+      <w:r>
+        <w:t xml:space="preserve">Every rule names Illinois. Naming an area that falls at every step (Michigan, Penn State, UC Davis, UNC and Virginia) is wrong under any rule.</w:t>
       </w:r>
     </w:p>
     <w:p>
@@ -18675,7 +19115,7 @@
         <w:ind w:left="360" w:right="360"/>
       </w:pPr>
       <w:r>
-        <w:t xml:space="preserve">Across all areas, what is the median days on market for each calendar month in which homes were listed? Use only homes listed from April 1, 2023 through March 31, 2025, so that each calendar month covers exactly two years. Group them by the month of </w:t>
+        <w:t xml:space="preserve">Across all areas, pooled together, what is the median days on market for each calendar month in which homes were listed? Use only homes listed from April 1, 2023 through March 31, 2025, so that each calendar month covers exactly two years. Group them by the month of </w:t>
       </w:r>
       <w:r>
         <w:rPr>
@@ -18703,7 +19143,7 @@
           <w:b/>
           <w:bCs/>
         </w:rPr>
-        <w:t xml:space="preserve">Days on market by month listed, homes listed 2023-04-01 to 2025-03-31</w:t>
+        <w:t xml:space="preserve">Days on market by month listed, homes listed April 1, 2023 to March 31, 2025</w:t>
       </w:r>
     </w:p>
     <w:tbl>
@@ -19990,7 +20430,7 @@
       <w:r>
         <w:drawing>
           <wp:inline distT="0" distB="0" distL="0" distR="0">
-            <wp:extent cx="5715000" cy="2667000"/>
+            <wp:extent cx="5715000" cy="2533650"/>
             <wp:effectExtent t="0" r="0" b="0" l="0"/>
             <wp:docPr id="1" name="q4.png" descr="Bar chart of median days on market by month listed. April and May are fastest and December is slowest." title="Bar chart of median days on market by month listed. April and May are fastest and December is slowest."/>
             <wp:cNvGraphicFramePr>
@@ -20015,7 +20455,7 @@
                   <pic:spPr bwMode="auto">
                     <a:xfrm>
                       <a:off x="0" y="0"/>
-                      <a:ext cx="5715000" cy="2667000"/>
+                      <a:ext cx="5715000" cy="2533650"/>
                     </a:xfrm>
                     <a:prstGeom prst="rect">
                       <a:avLst/>
@@ -22617,7 +23057,7 @@
         <w:t xml:space="preserve">sale_price</w:t>
       </w:r>
       <w:r>
-        <w:t xml:space="preserve">, for valid sales with an assessed value above 0? Which areas are far from 1, and what could explain the gap?</w:t>
+        <w:t xml:space="preserve">, for valid sales with an assessed value above 0? Which areas are far from 1 (say what you count as far), and what could explain the gap? Cite a source for any explanation.</w:t>
       </w:r>
     </w:p>
     <w:p>
@@ -24296,7 +24736,7 @@
         </w:numPr>
         <w:spacing w:after="80"/>
       </w:pPr>
-      <w:hyperlink w:history="1" r:id="rIdjxidcf_fdgbmxl4wt-quc">
+      <w:hyperlink w:history="1" r:id="rId5txmxizv49ntbfxpa0l_o">
         <w:r>
           <w:rPr>
             <w:color w:val="1F5FAD"/>
@@ -24318,7 +24758,7 @@
         </w:numPr>
         <w:spacing w:after="80"/>
       </w:pPr>
-      <w:hyperlink w:history="1" r:id="rIdvinvj2mtf-tw4yeq_ohbs">
+      <w:hyperlink w:history="1" r:id="rIdydnctxpv_vttvx2c6vmol">
         <w:r>
           <w:rPr>
             <w:color w:val="1F5FAD"/>
@@ -24340,7 +24780,7 @@
         </w:numPr>
         <w:spacing w:after="80"/>
       </w:pPr>
-      <w:hyperlink w:history="1" r:id="rIdf0youelrtgwf9a4xr8zjl">
+      <w:hyperlink w:history="1" r:id="rIdvab0sujuh58yqpxkhggdd">
         <w:r>
           <w:rPr>
             <w:color w:val="1F5FAD"/>
@@ -24362,7 +24802,7 @@
         </w:numPr>
         <w:spacing w:after="80"/>
       </w:pPr>
-      <w:hyperlink w:history="1" r:id="rIdbit7rq_r5rsgcndwfpe87">
+      <w:hyperlink w:history="1" r:id="rIdf4g_heqbmmtjqju0ln90a">
         <w:r>
           <w:rPr>
             <w:color w:val="1F5FAD"/>
@@ -26691,7 +27131,7 @@
         <w:spacing w:after="80"/>
       </w:pPr>
       <w:r>
-        <w:t xml:space="preserve">Names Penn State and Michigan as far from 1. Naming UC Davis as far from 1 is wrong.</w:t>
+        <w:t xml:space="preserve">Names Penn State and Michigan as far from 1, with a stated threshold. Naming other areas is correct only if they meet the student's own threshold; the next closest is Purdue at 0.78. Naming UC Davis as far from 1 is wrong under any threshold.</w:t>
       </w:r>
     </w:p>
     <w:p>
@@ -26704,7 +27144,7 @@
         <w:spacing w:after="80"/>
       </w:pPr>
       <w:r>
-        <w:t xml:space="preserve">The explanation must rest on how each state assesses property, with a source. A claim that homes there sell far above their value earns no credit.</w:t>
+        <w:t xml:space="preserve">The explanation must rest on how each state assesses property, and the case asks for a source. A claim that homes there sell far above their value earns no credit.</w:t>
       </w:r>
     </w:p>
     <w:p>
@@ -26741,7 +27181,7 @@
         <w:t xml:space="preserve">miles_to_campus</w:t>
       </w:r>
       <w:r>
-        <w:t xml:space="preserve"> of those sales compare with that of all other sales?</w:t>
+        <w:t xml:space="preserve"> of those sales compare with that of all other sales, across all areas and within each area?</w:t>
       </w:r>
     </w:p>
     <w:p>
@@ -27446,7 +27886,7 @@
                 <w:sz w:val="20"/>
                 <w:szCs w:val="20"/>
               </w:rPr>
-              <w:t xml:space="preserve">University of Georgia</w:t>
+              <w:t xml:space="preserve">University of Florida</w:t>
             </w:r>
           </w:p>
         </w:tc>
@@ -27566,7 +28006,7 @@
                 <w:sz w:val="20"/>
                 <w:szCs w:val="20"/>
               </w:rPr>
-              <w:t xml:space="preserve">3.7</w:t>
+              <w:t xml:space="preserve">4.4</w:t>
             </w:r>
           </w:p>
         </w:tc>
@@ -27601,7 +28041,7 @@
                 <w:sz w:val="20"/>
                 <w:szCs w:val="20"/>
               </w:rPr>
-              <w:t xml:space="preserve">University of Florida</w:t>
+              <w:t xml:space="preserve">University of Georgia</w:t>
             </w:r>
           </w:p>
         </w:tc>
@@ -27721,7 +28161,7 @@
                 <w:sz w:val="20"/>
                 <w:szCs w:val="20"/>
               </w:rPr>
-              <w:t xml:space="preserve">4.4</w:t>
+              <w:t xml:space="preserve">3.7</w:t>
             </w:r>
           </w:p>
         </w:tc>
@@ -29601,7 +30041,7 @@
         <w:spacing w:after="80"/>
       </w:pPr>
       <w:r>
-        <w:t xml:space="preserve">Counts: exact. 103 addresses and 240 sales in total, and each area's counts as in the table. For areas with fewer than 20 such sales, showing the count or "fewer than 20 sales" are both correct.</w:t>
+        <w:t xml:space="preserve">Counts: exact. 103 addresses and 240 sales in total, and each area's counts as in the table. Counts are always shown, even for small areas.</w:t>
       </w:r>
     </w:p>
     <w:p>
@@ -29627,7 +30067,7 @@
         <w:spacing w:after="80"/>
       </w:pPr>
       <w:r>
-        <w:t xml:space="preserve">Full credit needs the overall comparison and the observation that it differs by area.</w:t>
+        <w:t xml:space="preserve">The question asks for the comparison across all areas and within each area, so full credit needs both, and the observation that the two areas with enough sales point in opposite directions.</w:t>
       </w:r>
     </w:p>
     <w:sectPr>

--- a/output/instructor/Variation 2 Answer Key.docx
+++ b/output/instructor/Variation 2 Answer Key.docx
@@ -24736,7 +24736,7 @@
         </w:numPr>
         <w:spacing w:after="80"/>
       </w:pPr>
-      <w:hyperlink w:history="1" r:id="rId5txmxizv49ntbfxpa0l_o">
+      <w:hyperlink w:history="1" r:id="rIdt00_a5ysxo4ngxsqfumtq">
         <w:r>
           <w:rPr>
             <w:color w:val="1F5FAD"/>
@@ -24758,7 +24758,7 @@
         </w:numPr>
         <w:spacing w:after="80"/>
       </w:pPr>
-      <w:hyperlink w:history="1" r:id="rIdydnctxpv_vttvx2c6vmol">
+      <w:hyperlink w:history="1" r:id="rIdcrhuzi1h-o05kodt4ksmc">
         <w:r>
           <w:rPr>
             <w:color w:val="1F5FAD"/>
@@ -24780,7 +24780,7 @@
         </w:numPr>
         <w:spacing w:after="80"/>
       </w:pPr>
-      <w:hyperlink w:history="1" r:id="rIdvab0sujuh58yqpxkhggdd">
+      <w:hyperlink w:history="1" r:id="rIdfamu6qcxvnsbd-xhqtu5y">
         <w:r>
           <w:rPr>
             <w:color w:val="1F5FAD"/>
@@ -24802,7 +24802,7 @@
         </w:numPr>
         <w:spacing w:after="80"/>
       </w:pPr>
-      <w:hyperlink w:history="1" r:id="rIdf4g_heqbmmtjqju0ln90a">
+      <w:hyperlink w:history="1" r:id="rIdbst6dqyme5yji5vzup8jw">
         <w:r>
           <w:rPr>
             <w:color w:val="1F5FAD"/>

--- a/output/instructor/Variation 2 Answer Key.docx
+++ b/output/instructor/Variation 2 Answer Key.docx
@@ -485,7 +485,7 @@
                 <w:sz w:val="20"/>
                 <w:szCs w:val="20"/>
               </w:rPr>
-              <w:t xml:space="preserve">942</w:t>
+              <w:t xml:space="preserve">941</w:t>
             </w:r>
           </w:p>
         </w:tc>
@@ -515,7 +515,7 @@
                 <w:sz w:val="20"/>
                 <w:szCs w:val="20"/>
               </w:rPr>
-              <w:t xml:space="preserve">$888,500</w:t>
+              <w:t xml:space="preserve">$889,000</w:t>
             </w:r>
           </w:p>
         </w:tc>
@@ -575,7 +575,7 @@
                 <w:sz w:val="20"/>
                 <w:szCs w:val="20"/>
               </w:rPr>
-              <w:t xml:space="preserve">942</w:t>
+              <w:t xml:space="preserve">941</w:t>
             </w:r>
           </w:p>
         </w:tc>
@@ -605,7 +605,7 @@
                 <w:sz w:val="20"/>
                 <w:szCs w:val="20"/>
               </w:rPr>
-              <w:t xml:space="preserve">$492.58</w:t>
+              <w:t xml:space="preserve">$492.71</w:t>
             </w:r>
           </w:p>
         </w:tc>
@@ -700,7 +700,7 @@
                 <w:sz w:val="20"/>
                 <w:szCs w:val="20"/>
               </w:rPr>
-              <w:t xml:space="preserve">3,018</w:t>
+              <w:t xml:space="preserve">3,016</w:t>
             </w:r>
           </w:p>
         </w:tc>
@@ -790,7 +790,7 @@
                 <w:sz w:val="20"/>
                 <w:szCs w:val="20"/>
               </w:rPr>
-              <w:t xml:space="preserve">3,007</w:t>
+              <w:t xml:space="preserve">3,005</w:t>
             </w:r>
           </w:p>
         </w:tc>
@@ -915,7 +915,7 @@
                 <w:sz w:val="20"/>
                 <w:szCs w:val="20"/>
               </w:rPr>
-              <w:t xml:space="preserve">2,853</w:t>
+              <w:t xml:space="preserve">2,774</w:t>
             </w:r>
           </w:p>
         </w:tc>
@@ -945,7 +945,7 @@
                 <w:sz w:val="20"/>
                 <w:szCs w:val="20"/>
               </w:rPr>
-              <w:t xml:space="preserve">$625,000</w:t>
+              <w:t xml:space="preserve">$615,000</w:t>
             </w:r>
           </w:p>
         </w:tc>
@@ -1005,7 +1005,7 @@
                 <w:sz w:val="20"/>
                 <w:szCs w:val="20"/>
               </w:rPr>
-              <w:t xml:space="preserve">2,851</w:t>
+              <w:t xml:space="preserve">2,772</w:t>
             </w:r>
           </w:p>
         </w:tc>
@@ -1035,7 +1035,7 @@
                 <w:sz w:val="20"/>
                 <w:szCs w:val="20"/>
               </w:rPr>
-              <w:t xml:space="preserve">$272.35</w:t>
+              <w:t xml:space="preserve">$270.03</w:t>
             </w:r>
           </w:p>
         </w:tc>
@@ -1130,7 +1130,7 @@
                 <w:sz w:val="20"/>
                 <w:szCs w:val="20"/>
               </w:rPr>
-              <w:t xml:space="preserve">3,021</w:t>
+              <w:t xml:space="preserve">3,020</w:t>
             </w:r>
           </w:p>
         </w:tc>
@@ -1220,7 +1220,7 @@
                 <w:sz w:val="20"/>
                 <w:szCs w:val="20"/>
               </w:rPr>
-              <w:t xml:space="preserve">3,011</w:t>
+              <w:t xml:space="preserve">3,010</w:t>
             </w:r>
           </w:p>
         </w:tc>
@@ -1250,7 +1250,7 @@
                 <w:sz w:val="20"/>
                 <w:szCs w:val="20"/>
               </w:rPr>
-              <w:t xml:space="preserve">$259.07</w:t>
+              <w:t xml:space="preserve">$259.11</w:t>
             </w:r>
           </w:p>
         </w:tc>
@@ -1345,7 +1345,7 @@
                 <w:sz w:val="20"/>
                 <w:szCs w:val="20"/>
               </w:rPr>
-              <w:t xml:space="preserve">5,707</w:t>
+              <w:t xml:space="preserve">5,706</w:t>
             </w:r>
           </w:p>
         </w:tc>
@@ -1375,7 +1375,7 @@
                 <w:sz w:val="20"/>
                 <w:szCs w:val="20"/>
               </w:rPr>
-              <w:t xml:space="preserve">$434,020</w:t>
+              <w:t xml:space="preserve">$434,010</w:t>
             </w:r>
           </w:p>
         </w:tc>
@@ -1435,7 +1435,7 @@
                 <w:sz w:val="20"/>
                 <w:szCs w:val="20"/>
               </w:rPr>
-              <w:t xml:space="preserve">5,706</w:t>
+              <w:t xml:space="preserve">5,705</w:t>
             </w:r>
           </w:p>
         </w:tc>
@@ -1775,7 +1775,7 @@
                 <w:sz w:val="20"/>
                 <w:szCs w:val="20"/>
               </w:rPr>
-              <w:t xml:space="preserve">2,815</w:t>
+              <w:t xml:space="preserve">2,813</w:t>
             </w:r>
           </w:p>
         </w:tc>
@@ -1865,7 +1865,7 @@
                 <w:sz w:val="20"/>
                 <w:szCs w:val="20"/>
               </w:rPr>
-              <w:t xml:space="preserve">2,363</w:t>
+              <w:t xml:space="preserve">2,361</w:t>
             </w:r>
           </w:p>
         </w:tc>
@@ -1990,7 +1990,7 @@
                 <w:sz w:val="20"/>
                 <w:szCs w:val="20"/>
               </w:rPr>
-              <w:t xml:space="preserve">5,630</w:t>
+              <w:t xml:space="preserve">5,629</w:t>
             </w:r>
           </w:p>
         </w:tc>
@@ -2080,7 +2080,7 @@
                 <w:sz w:val="20"/>
                 <w:szCs w:val="20"/>
               </w:rPr>
-              <w:t xml:space="preserve">5,624</w:t>
+              <w:t xml:space="preserve">5,623</w:t>
             </w:r>
           </w:p>
         </w:tc>
@@ -2860,7 +2860,7 @@
     </w:p>
     <w:p>
       <w:r>
-        <w:t xml:space="preserve">UC Davis is highest on both measures, with a median sale price of $888,500 and $492.58 per square foot. Illinois is lowest on both, at $245,000 and $150.30.</w:t>
+        <w:t xml:space="preserve">UC Davis is highest on both measures, with a median sale price of $889,000 and $492.71 per square foot. Illinois is lowest on both, at $245,000 and $150.30.</w:t>
       </w:r>
     </w:p>
     <w:p>
@@ -3385,7 +3385,7 @@
                 <w:sz w:val="20"/>
                 <w:szCs w:val="20"/>
               </w:rPr>
-              <w:t xml:space="preserve">$825,203</w:t>
+              <w:t xml:space="preserve">$825,205</w:t>
             </w:r>
           </w:p>
         </w:tc>
@@ -3450,7 +3450,7 @@
                 <w:sz w:val="20"/>
                 <w:szCs w:val="20"/>
               </w:rPr>
-              <w:t xml:space="preserve">$888,500</w:t>
+              <w:t xml:space="preserve">$889,000</w:t>
             </w:r>
           </w:p>
         </w:tc>
@@ -3480,7 +3480,7 @@
                 <w:sz w:val="20"/>
                 <w:szCs w:val="20"/>
               </w:rPr>
-              <w:t xml:space="preserve">$976,367</w:t>
+              <w:t xml:space="preserve">$976,896</w:t>
             </w:r>
           </w:p>
         </w:tc>
@@ -3575,7 +3575,7 @@
                 <w:sz w:val="20"/>
                 <w:szCs w:val="20"/>
               </w:rPr>
-              <w:t xml:space="preserve">$405,906</w:t>
+              <w:t xml:space="preserve">$405,889</w:t>
             </w:r>
           </w:p>
         </w:tc>
@@ -3670,7 +3670,7 @@
                 <w:sz w:val="20"/>
                 <w:szCs w:val="20"/>
               </w:rPr>
-              <w:t xml:space="preserve">$491,409</w:t>
+              <w:t xml:space="preserve">$491,552</w:t>
             </w:r>
           </w:p>
         </w:tc>
@@ -3860,7 +3860,7 @@
                 <w:sz w:val="20"/>
                 <w:szCs w:val="20"/>
               </w:rPr>
-              <w:t xml:space="preserve">$657,369</w:t>
+              <w:t xml:space="preserve">$657,210</w:t>
             </w:r>
           </w:p>
         </w:tc>
@@ -3925,7 +3925,7 @@
                 <w:sz w:val="20"/>
                 <w:szCs w:val="20"/>
               </w:rPr>
-              <w:t xml:space="preserve">$625,000</w:t>
+              <w:t xml:space="preserve">$615,000</w:t>
             </w:r>
           </w:p>
         </w:tc>
@@ -3955,7 +3955,7 @@
                 <w:sz w:val="20"/>
                 <w:szCs w:val="20"/>
               </w:rPr>
-              <w:t xml:space="preserve">$797,754</w:t>
+              <w:t xml:space="preserve">$795,448</w:t>
             </w:r>
           </w:p>
         </w:tc>
@@ -4020,7 +4020,7 @@
                 <w:sz w:val="20"/>
                 <w:szCs w:val="20"/>
               </w:rPr>
-              <w:t xml:space="preserve">$434,020</w:t>
+              <w:t xml:space="preserve">$434,010</w:t>
             </w:r>
           </w:p>
         </w:tc>
@@ -4050,7 +4050,7 @@
                 <w:sz w:val="20"/>
                 <w:szCs w:val="20"/>
               </w:rPr>
-              <w:t xml:space="preserve">$503,439</w:t>
+              <w:t xml:space="preserve">$503,387</w:t>
             </w:r>
           </w:p>
         </w:tc>
@@ -4818,7 +4818,7 @@
                 <w:sz w:val="20"/>
                 <w:szCs w:val="20"/>
               </w:rPr>
-              <w:t xml:space="preserve">$277.67</w:t>
+              <w:t xml:space="preserve">$277.57</w:t>
             </w:r>
           </w:p>
         </w:tc>
@@ -4848,7 +4848,7 @@
                 <w:sz w:val="20"/>
                 <w:szCs w:val="20"/>
               </w:rPr>
-              <w:t xml:space="preserve">$299.76</w:t>
+              <w:t xml:space="preserve">$299.72</w:t>
             </w:r>
           </w:p>
         </w:tc>
@@ -4943,7 +4943,7 @@
                 <w:sz w:val="20"/>
                 <w:szCs w:val="20"/>
               </w:rPr>
-              <w:t xml:space="preserve">$492.58</w:t>
+              <w:t xml:space="preserve">$492.71</w:t>
             </w:r>
           </w:p>
         </w:tc>
@@ -4973,7 +4973,7 @@
                 <w:sz w:val="20"/>
                 <w:szCs w:val="20"/>
               </w:rPr>
-              <w:t xml:space="preserve">$482.75</w:t>
+              <w:t xml:space="preserve">$482.63</w:t>
             </w:r>
           </w:p>
         </w:tc>
@@ -5003,7 +5003,7 @@
                 <w:sz w:val="20"/>
                 <w:szCs w:val="20"/>
               </w:rPr>
-              <w:t xml:space="preserve">$500.31</w:t>
+              <w:t xml:space="preserve">$500.44</w:t>
             </w:r>
           </w:p>
         </w:tc>
@@ -5033,7 +5033,7 @@
                 <w:sz w:val="20"/>
                 <w:szCs w:val="20"/>
               </w:rPr>
-              <w:t xml:space="preserve">$492.58</w:t>
+              <w:t xml:space="preserve">$492.71</w:t>
             </w:r>
           </w:p>
         </w:tc>
@@ -5158,7 +5158,7 @@
                 <w:sz w:val="20"/>
                 <w:szCs w:val="20"/>
               </w:rPr>
-              <w:t xml:space="preserve">$210.27</w:t>
+              <w:t xml:space="preserve">$210.28</w:t>
             </w:r>
           </w:p>
         </w:tc>
@@ -5313,7 +5313,7 @@
                 <w:sz w:val="20"/>
                 <w:szCs w:val="20"/>
               </w:rPr>
-              <w:t xml:space="preserve">$220.92</w:t>
+              <w:t xml:space="preserve">$220.94</w:t>
             </w:r>
           </w:p>
         </w:tc>
@@ -5563,7 +5563,7 @@
                 <w:sz w:val="20"/>
                 <w:szCs w:val="20"/>
               </w:rPr>
-              <w:t xml:space="preserve">$259.07</w:t>
+              <w:t xml:space="preserve">$259.11</w:t>
             </w:r>
           </w:p>
         </w:tc>
@@ -5593,7 +5593,7 @@
                 <w:sz w:val="20"/>
                 <w:szCs w:val="20"/>
               </w:rPr>
-              <w:t xml:space="preserve">$256.98</w:t>
+              <w:t xml:space="preserve">$257.09</w:t>
             </w:r>
           </w:p>
         </w:tc>
@@ -5623,7 +5623,7 @@
                 <w:sz w:val="20"/>
                 <w:szCs w:val="20"/>
               </w:rPr>
-              <w:t xml:space="preserve">$281.39</w:t>
+              <w:t xml:space="preserve">$281.41</w:t>
             </w:r>
           </w:p>
         </w:tc>
@@ -5653,7 +5653,7 @@
                 <w:sz w:val="20"/>
                 <w:szCs w:val="20"/>
               </w:rPr>
-              <w:t xml:space="preserve">$259.22</w:t>
+              <w:t xml:space="preserve">$259.28</w:t>
             </w:r>
           </w:p>
         </w:tc>
@@ -5718,7 +5718,7 @@
                 <w:sz w:val="20"/>
                 <w:szCs w:val="20"/>
               </w:rPr>
-              <w:t xml:space="preserve">$272.35</w:t>
+              <w:t xml:space="preserve">$270.03</w:t>
             </w:r>
           </w:p>
         </w:tc>
@@ -5748,7 +5748,7 @@
                 <w:sz w:val="20"/>
                 <w:szCs w:val="20"/>
               </w:rPr>
-              <w:t xml:space="preserve">$260.53</w:t>
+              <w:t xml:space="preserve">$257.54</w:t>
             </w:r>
           </w:p>
         </w:tc>
@@ -5778,7 +5778,7 @@
                 <w:sz w:val="20"/>
                 <w:szCs w:val="20"/>
               </w:rPr>
-              <w:t xml:space="preserve">$300.23</w:t>
+              <w:t xml:space="preserve">$298.89</w:t>
             </w:r>
           </w:p>
         </w:tc>
@@ -5808,7 +5808,7 @@
                 <w:sz w:val="20"/>
                 <w:szCs w:val="20"/>
               </w:rPr>
-              <w:t xml:space="preserve">$272.37</w:t>
+              <w:t xml:space="preserve">$270.06</w:t>
             </w:r>
           </w:p>
         </w:tc>
@@ -5933,7 +5933,7 @@
                 <w:sz w:val="20"/>
                 <w:szCs w:val="20"/>
               </w:rPr>
-              <w:t xml:space="preserve">$267.47</w:t>
+              <w:t xml:space="preserve">$267.46</w:t>
             </w:r>
           </w:p>
         </w:tc>
@@ -6314,7 +6314,7 @@
                 <w:sz w:val="20"/>
                 <w:szCs w:val="20"/>
               </w:rPr>
-              <w:t xml:space="preserve">5,707</w:t>
+              <w:t xml:space="preserve">5,706</w:t>
             </w:r>
           </w:p>
         </w:tc>
@@ -6469,7 +6469,7 @@
                 <w:sz w:val="20"/>
                 <w:szCs w:val="20"/>
               </w:rPr>
-              <w:t xml:space="preserve">3,022</w:t>
+              <w:t xml:space="preserve">3,021</w:t>
             </w:r>
           </w:p>
         </w:tc>
@@ -6779,7 +6779,7 @@
                 <w:sz w:val="20"/>
                 <w:szCs w:val="20"/>
               </w:rPr>
-              <w:t xml:space="preserve">2,854</w:t>
+              <w:t xml:space="preserve">2,775</w:t>
             </w:r>
           </w:p>
         </w:tc>
@@ -6869,7 +6869,7 @@
                 <w:sz w:val="20"/>
                 <w:szCs w:val="20"/>
               </w:rPr>
-              <w:t xml:space="preserve">28.0%</w:t>
+              <w:t xml:space="preserve">25.9%</w:t>
             </w:r>
           </w:p>
         </w:tc>
@@ -7244,7 +7244,7 @@
                 <w:sz w:val="20"/>
                 <w:szCs w:val="20"/>
               </w:rPr>
-              <w:t xml:space="preserve">3,018</w:t>
+              <w:t xml:space="preserve">3,016</w:t>
             </w:r>
           </w:p>
         </w:tc>
@@ -7399,7 +7399,7 @@
                 <w:sz w:val="20"/>
                 <w:szCs w:val="20"/>
               </w:rPr>
-              <w:t xml:space="preserve">942</w:t>
+              <w:t xml:space="preserve">941</w:t>
             </w:r>
           </w:p>
         </w:tc>
@@ -7489,7 +7489,7 @@
                 <w:sz w:val="20"/>
                 <w:szCs w:val="20"/>
               </w:rPr>
-              <w:t xml:space="preserve">15.9%</w:t>
+              <w:t xml:space="preserve">15.8%</w:t>
             </w:r>
           </w:p>
         </w:tc>
@@ -7709,7 +7709,7 @@
                 <w:sz w:val="20"/>
                 <w:szCs w:val="20"/>
               </w:rPr>
-              <w:t xml:space="preserve">5,630</w:t>
+              <w:t xml:space="preserve">5,629</w:t>
             </w:r>
           </w:p>
         </w:tc>
@@ -7864,7 +7864,7 @@
                 <w:sz w:val="20"/>
                 <w:szCs w:val="20"/>
               </w:rPr>
-              <w:t xml:space="preserve">2,816</w:t>
+              <w:t xml:space="preserve">2,814</w:t>
             </w:r>
           </w:p>
         </w:tc>
@@ -7894,7 +7894,7 @@
                 <w:sz w:val="20"/>
                 <w:szCs w:val="20"/>
               </w:rPr>
-              <w:t xml:space="preserve">2,280</w:t>
+              <w:t xml:space="preserve">2,279</w:t>
             </w:r>
           </w:p>
         </w:tc>
@@ -10500,7 +10500,7 @@
                 <w:sz w:val="20"/>
                 <w:szCs w:val="20"/>
               </w:rPr>
-              <w:t xml:space="preserve">19.6%</w:t>
+              <w:t xml:space="preserve">19.5%</w:t>
             </w:r>
           </w:p>
         </w:tc>
@@ -10565,7 +10565,7 @@
                 <w:sz w:val="20"/>
                 <w:szCs w:val="20"/>
               </w:rPr>
-              <w:t xml:space="preserve">15.9%</w:t>
+              <w:t xml:space="preserve">15.8%</w:t>
             </w:r>
           </w:p>
         </w:tc>
@@ -10595,7 +10595,7 @@
                 <w:sz w:val="20"/>
                 <w:szCs w:val="20"/>
               </w:rPr>
-              <w:t xml:space="preserve">15.4%</w:t>
+              <w:t xml:space="preserve">15.3%</w:t>
             </w:r>
           </w:p>
         </w:tc>
@@ -10785,7 +10785,7 @@
                 <w:sz w:val="20"/>
                 <w:szCs w:val="20"/>
               </w:rPr>
-              <w:t xml:space="preserve">16.2%</w:t>
+              <w:t xml:space="preserve">16.1%</w:t>
             </w:r>
           </w:p>
         </w:tc>
@@ -11040,7 +11040,7 @@
                 <w:sz w:val="20"/>
                 <w:szCs w:val="20"/>
               </w:rPr>
-              <w:t xml:space="preserve">28.0%</w:t>
+              <w:t xml:space="preserve">25.9%</w:t>
             </w:r>
           </w:p>
         </w:tc>
@@ -11070,7 +11070,7 @@
                 <w:sz w:val="20"/>
                 <w:szCs w:val="20"/>
               </w:rPr>
-              <w:t xml:space="preserve">27.4%</w:t>
+              <w:t xml:space="preserve">25.4%</w:t>
             </w:r>
           </w:p>
         </w:tc>
@@ -11610,7 +11610,7 @@
                 <w:sz w:val="20"/>
                 <w:szCs w:val="20"/>
               </w:rPr>
-              <w:t xml:space="preserve">$268.46</w:t>
+              <w:t xml:space="preserve">$268.44</w:t>
             </w:r>
           </w:p>
         </w:tc>
@@ -11825,7 +11825,7 @@
                 <w:sz w:val="20"/>
                 <w:szCs w:val="20"/>
               </w:rPr>
-              <w:t xml:space="preserve">$213.03</w:t>
+              <w:t xml:space="preserve">$213.05</w:t>
             </w:r>
           </w:p>
         </w:tc>
@@ -12320,7 +12320,7 @@
                 <w:sz w:val="20"/>
                 <w:szCs w:val="20"/>
               </w:rPr>
-              <w:t xml:space="preserve">$331.77</w:t>
+              <w:t xml:space="preserve">$332.21</w:t>
             </w:r>
           </w:p>
         </w:tc>
@@ -12475,7 +12475,7 @@
                 <w:sz w:val="20"/>
                 <w:szCs w:val="20"/>
               </w:rPr>
-              <w:t xml:space="preserve">$400.20</w:t>
+              <w:t xml:space="preserve">$400.18</w:t>
             </w:r>
           </w:p>
         </w:tc>
@@ -12535,7 +12535,7 @@
                 <w:sz w:val="20"/>
                 <w:szCs w:val="20"/>
               </w:rPr>
-              <w:t xml:space="preserve">$284.47</w:t>
+              <w:t xml:space="preserve">$284.53</w:t>
             </w:r>
           </w:p>
         </w:tc>
@@ -12660,7 +12660,7 @@
                 <w:sz w:val="20"/>
                 <w:szCs w:val="20"/>
               </w:rPr>
-              <w:t xml:space="preserve">$342.35</w:t>
+              <w:t xml:space="preserve">$340.50</w:t>
             </w:r>
           </w:p>
         </w:tc>
@@ -12720,7 +12720,7 @@
                 <w:sz w:val="20"/>
                 <w:szCs w:val="20"/>
               </w:rPr>
-              <w:t xml:space="preserve">$268.06</w:t>
+              <w:t xml:space="preserve">$266.83</w:t>
             </w:r>
           </w:p>
         </w:tc>
@@ -12750,7 +12750,7 @@
                 <w:sz w:val="20"/>
                 <w:szCs w:val="20"/>
               </w:rPr>
-              <w:t xml:space="preserve">$258.75</w:t>
+              <w:t xml:space="preserve">$253.95</w:t>
             </w:r>
           </w:p>
         </w:tc>
@@ -12780,7 +12780,7 @@
                 <w:sz w:val="20"/>
                 <w:szCs w:val="20"/>
               </w:rPr>
-              <w:t xml:space="preserve">$223.04</w:t>
+              <w:t xml:space="preserve">$220.23</w:t>
             </w:r>
           </w:p>
         </w:tc>
@@ -12905,7 +12905,7 @@
                 <w:sz w:val="20"/>
                 <w:szCs w:val="20"/>
               </w:rPr>
-              <w:t xml:space="preserve">$192.20</w:t>
+              <w:t xml:space="preserve">$192.18</w:t>
             </w:r>
           </w:p>
         </w:tc>
@@ -12935,7 +12935,7 @@
                 <w:sz w:val="20"/>
                 <w:szCs w:val="20"/>
               </w:rPr>
-              <w:t xml:space="preserve">$185.46</w:t>
+              <w:t xml:space="preserve">$185.52</w:t>
             </w:r>
           </w:p>
         </w:tc>
@@ -13460,7 +13460,7 @@
                 <w:sz w:val="20"/>
                 <w:szCs w:val="20"/>
               </w:rPr>
-              <w:t xml:space="preserve">$485.47</w:t>
+              <w:t xml:space="preserve">$485.69</w:t>
             </w:r>
           </w:p>
         </w:tc>
@@ -13884,7 +13884,7 @@
                 <w:sz w:val="20"/>
                 <w:szCs w:val="20"/>
               </w:rPr>
-              <w:t xml:space="preserve">2,589</w:t>
+              <w:t xml:space="preserve">2,588</w:t>
             </w:r>
           </w:p>
         </w:tc>
@@ -14099,7 +14099,7 @@
                 <w:sz w:val="20"/>
                 <w:szCs w:val="20"/>
               </w:rPr>
-              <w:t xml:space="preserve">2,273</w:t>
+              <w:t xml:space="preserve">2,272</w:t>
             </w:r>
           </w:p>
         </w:tc>
@@ -14594,7 +14594,7 @@
                 <w:sz w:val="20"/>
                 <w:szCs w:val="20"/>
               </w:rPr>
-              <w:t xml:space="preserve">791</w:t>
+              <w:t xml:space="preserve">790</w:t>
             </w:r>
           </w:p>
         </w:tc>
@@ -14749,7 +14749,7 @@
                 <w:sz w:val="20"/>
                 <w:szCs w:val="20"/>
               </w:rPr>
-              <w:t xml:space="preserve">128</w:t>
+              <w:t xml:space="preserve">127</w:t>
             </w:r>
           </w:p>
         </w:tc>
@@ -14809,7 +14809,7 @@
                 <w:sz w:val="20"/>
                 <w:szCs w:val="20"/>
               </w:rPr>
-              <w:t xml:space="preserve">1,413</w:t>
+              <w:t xml:space="preserve">1,412</w:t>
             </w:r>
           </w:p>
         </w:tc>
@@ -14934,7 +14934,7 @@
                 <w:sz w:val="20"/>
                 <w:szCs w:val="20"/>
               </w:rPr>
-              <w:t xml:space="preserve">154</w:t>
+              <w:t xml:space="preserve">153</w:t>
             </w:r>
           </w:p>
         </w:tc>
@@ -14994,7 +14994,7 @@
                 <w:sz w:val="20"/>
                 <w:szCs w:val="20"/>
               </w:rPr>
-              <w:t xml:space="preserve">1,262</w:t>
+              <w:t xml:space="preserve">1,234</w:t>
             </w:r>
           </w:p>
         </w:tc>
@@ -15024,7 +15024,7 @@
                 <w:sz w:val="20"/>
                 <w:szCs w:val="20"/>
               </w:rPr>
-              <w:t xml:space="preserve">912</w:t>
+              <w:t xml:space="preserve">865</w:t>
             </w:r>
           </w:p>
         </w:tc>
@@ -15054,7 +15054,7 @@
                 <w:sz w:val="20"/>
                 <w:szCs w:val="20"/>
               </w:rPr>
-              <w:t xml:space="preserve">57</w:t>
+              <w:t xml:space="preserve">54</w:t>
             </w:r>
           </w:p>
         </w:tc>
@@ -15179,7 +15179,7 @@
                 <w:sz w:val="20"/>
                 <w:szCs w:val="20"/>
               </w:rPr>
-              <w:t xml:space="preserve">1,350</w:t>
+              <w:t xml:space="preserve">1,349</w:t>
             </w:r>
           </w:p>
         </w:tc>
@@ -15209,7 +15209,7 @@
                 <w:sz w:val="20"/>
                 <w:szCs w:val="20"/>
               </w:rPr>
-              <w:t xml:space="preserve">575</w:t>
+              <w:t xml:space="preserve">574</w:t>
             </w:r>
           </w:p>
         </w:tc>
@@ -15734,7 +15734,7 @@
                 <w:sz w:val="20"/>
                 <w:szCs w:val="20"/>
               </w:rPr>
-              <w:t xml:space="preserve">500</w:t>
+              <w:t xml:space="preserve">499</w:t>
             </w:r>
           </w:p>
         </w:tc>
@@ -18062,7 +18062,7 @@
                 <w:sz w:val="20"/>
                 <w:szCs w:val="20"/>
               </w:rPr>
-              <w:t xml:space="preserve">1,465</w:t>
+              <w:t xml:space="preserve">1,463</w:t>
             </w:r>
           </w:p>
         </w:tc>
@@ -18092,7 +18092,7 @@
                 <w:sz w:val="20"/>
                 <w:szCs w:val="20"/>
               </w:rPr>
-              <w:t xml:space="preserve">$281.40</w:t>
+              <w:t xml:space="preserve">$281.26</w:t>
             </w:r>
           </w:p>
         </w:tc>
@@ -18157,7 +18157,7 @@
                 <w:sz w:val="20"/>
                 <w:szCs w:val="20"/>
               </w:rPr>
-              <w:t xml:space="preserve">5,234</w:t>
+              <w:t xml:space="preserve">5,233</w:t>
             </w:r>
           </w:p>
         </w:tc>
@@ -18187,7 +18187,7 @@
                 <w:sz w:val="20"/>
                 <w:szCs w:val="20"/>
               </w:rPr>
-              <w:t xml:space="preserve">$238.33</w:t>
+              <w:t xml:space="preserve">$238.43</w:t>
             </w:r>
           </w:p>
         </w:tc>
@@ -18252,7 +18252,7 @@
                 <w:sz w:val="20"/>
                 <w:szCs w:val="20"/>
               </w:rPr>
-              <w:t xml:space="preserve">18,554</w:t>
+              <w:t xml:space="preserve">18,522</w:t>
             </w:r>
           </w:p>
         </w:tc>
@@ -18282,7 +18282,7 @@
                 <w:sz w:val="20"/>
                 <w:szCs w:val="20"/>
               </w:rPr>
-              <w:t xml:space="preserve">$201.56</w:t>
+              <w:t xml:space="preserve">$201.44</w:t>
             </w:r>
           </w:p>
         </w:tc>
@@ -18347,7 +18347,7 @@
                 <w:sz w:val="20"/>
                 <w:szCs w:val="20"/>
               </w:rPr>
-              <w:t xml:space="preserve">9,520</w:t>
+              <w:t xml:space="preserve">9,471</w:t>
             </w:r>
           </w:p>
         </w:tc>
@@ -18377,7 +18377,7 @@
                 <w:sz w:val="20"/>
                 <w:szCs w:val="20"/>
               </w:rPr>
-              <w:t xml:space="preserve">$217.65</w:t>
+              <w:t xml:space="preserve">$217.34</w:t>
             </w:r>
           </w:p>
         </w:tc>
@@ -18442,7 +18442,7 @@
                 <w:sz w:val="20"/>
                 <w:szCs w:val="20"/>
               </w:rPr>
-              <w:t xml:space="preserve">248</w:t>
+              <w:t xml:space="preserve">245</w:t>
             </w:r>
           </w:p>
         </w:tc>
@@ -18472,7 +18472,7 @@
                 <w:sz w:val="20"/>
                 <w:szCs w:val="20"/>
               </w:rPr>
-              <w:t xml:space="preserve">$207.65</w:t>
+              <w:t xml:space="preserve">$207.28</w:t>
             </w:r>
           </w:p>
         </w:tc>
@@ -20088,7 +20088,7 @@
                 <w:sz w:val="20"/>
                 <w:szCs w:val="20"/>
               </w:rPr>
-              <w:t xml:space="preserve">1,494</w:t>
+              <w:t xml:space="preserve">1,493</w:t>
             </w:r>
           </w:p>
         </w:tc>
@@ -23448,7 +23448,7 @@
                 <w:sz w:val="20"/>
                 <w:szCs w:val="20"/>
               </w:rPr>
-              <w:t xml:space="preserve">2,996</w:t>
+              <w:t xml:space="preserve">2,995</w:t>
             </w:r>
           </w:p>
         </w:tc>
@@ -23823,7 +23823,7 @@
                 <w:sz w:val="20"/>
                 <w:szCs w:val="20"/>
               </w:rPr>
-              <w:t xml:space="preserve">5,498</w:t>
+              <w:t xml:space="preserve">5,497</w:t>
             </w:r>
           </w:p>
         </w:tc>
@@ -23948,7 +23948,7 @@
                 <w:sz w:val="20"/>
                 <w:szCs w:val="20"/>
               </w:rPr>
-              <w:t xml:space="preserve">5,665</w:t>
+              <w:t xml:space="preserve">5,664</w:t>
             </w:r>
           </w:p>
         </w:tc>
@@ -24073,7 +24073,7 @@
                 <w:sz w:val="20"/>
                 <w:szCs w:val="20"/>
               </w:rPr>
-              <w:t xml:space="preserve">2,858</w:t>
+              <w:t xml:space="preserve">2,856</w:t>
             </w:r>
           </w:p>
         </w:tc>
@@ -24198,7 +24198,7 @@
                 <w:sz w:val="20"/>
                 <w:szCs w:val="20"/>
               </w:rPr>
-              <w:t xml:space="preserve">2,661</w:t>
+              <w:t xml:space="preserve">2,583</w:t>
             </w:r>
           </w:p>
         </w:tc>
@@ -24448,7 +24448,7 @@
                 <w:sz w:val="20"/>
                 <w:szCs w:val="20"/>
               </w:rPr>
-              <w:t xml:space="preserve">2,728</w:t>
+              <w:t xml:space="preserve">2,726</w:t>
             </w:r>
           </w:p>
         </w:tc>
@@ -24573,7 +24573,7 @@
                 <w:sz w:val="20"/>
                 <w:szCs w:val="20"/>
               </w:rPr>
-              <w:t xml:space="preserve">927</w:t>
+              <w:t xml:space="preserve">926</w:t>
             </w:r>
           </w:p>
         </w:tc>
@@ -24736,7 +24736,7 @@
         </w:numPr>
         <w:spacing w:after="80"/>
       </w:pPr>
-      <w:hyperlink w:history="1" r:id="rIdt00_a5ysxo4ngxsqfumtq">
+      <w:hyperlink w:history="1" r:id="rIddg2hl-0vb7xnuyeda6yxb">
         <w:r>
           <w:rPr>
             <w:color w:val="1F5FAD"/>
@@ -24758,7 +24758,7 @@
         </w:numPr>
         <w:spacing w:after="80"/>
       </w:pPr>
-      <w:hyperlink w:history="1" r:id="rIdcrhuzi1h-o05kodt4ksmc">
+      <w:hyperlink w:history="1" r:id="rIdfmtyygn5dmp3sdkpqsweg">
         <w:r>
           <w:rPr>
             <w:color w:val="1F5FAD"/>
@@ -24780,7 +24780,7 @@
         </w:numPr>
         <w:spacing w:after="80"/>
       </w:pPr>
-      <w:hyperlink w:history="1" r:id="rIdfamu6qcxvnsbd-xhqtu5y">
+      <w:hyperlink w:history="1" r:id="rIddqkihybhv9b6exsjrmxaa">
         <w:r>
           <w:rPr>
             <w:color w:val="1F5FAD"/>
@@ -24802,7 +24802,7 @@
         </w:numPr>
         <w:spacing w:after="80"/>
       </w:pPr>
-      <w:hyperlink w:history="1" r:id="rIdbst6dqyme5yji5vzup8jw">
+      <w:hyperlink w:history="1" r:id="rIdbwsfovgpdvc9oefyjlpap">
         <w:r>
           <w:rPr>
             <w:color w:val="1F5FAD"/>
@@ -26719,7 +26719,7 @@
                 <w:sz w:val="20"/>
                 <w:szCs w:val="20"/>
               </w:rPr>
-              <w:t xml:space="preserve">135.74</w:t>
+              <w:t xml:space="preserve">135.79</w:t>
             </w:r>
           </w:p>
         </w:tc>
@@ -26844,7 +26844,7 @@
                 <w:sz w:val="20"/>
                 <w:szCs w:val="20"/>
               </w:rPr>
-              <w:t xml:space="preserve">0.95</w:t>
+              <w:t xml:space="preserve">0.94</w:t>
             </w:r>
           </w:p>
         </w:tc>
@@ -27421,7 +27421,7 @@
                 <w:sz w:val="20"/>
                 <w:szCs w:val="20"/>
               </w:rPr>
-              <w:t xml:space="preserve">University of Virginia</w:t>
+              <w:t xml:space="preserve">The Pennsylvania State University</w:t>
             </w:r>
           </w:p>
         </w:tc>
@@ -27451,7 +27451,7 @@
                 <w:sz w:val="20"/>
                 <w:szCs w:val="20"/>
               </w:rPr>
-              <w:t xml:space="preserve">80</w:t>
+              <w:t xml:space="preserve">13</w:t>
             </w:r>
           </w:p>
         </w:tc>
@@ -27481,7 +27481,7 @@
                 <w:sz w:val="20"/>
                 <w:szCs w:val="20"/>
               </w:rPr>
-              <w:t xml:space="preserve">160</w:t>
+              <w:t xml:space="preserve">60</w:t>
             </w:r>
           </w:p>
         </w:tc>
@@ -27511,7 +27511,7 @@
                 <w:sz w:val="20"/>
                 <w:szCs w:val="20"/>
               </w:rPr>
-              <w:t xml:space="preserve">6.7</w:t>
+              <w:t xml:space="preserve">0.5</w:t>
             </w:r>
           </w:p>
         </w:tc>
@@ -27541,7 +27541,7 @@
                 <w:sz w:val="20"/>
                 <w:szCs w:val="20"/>
               </w:rPr>
-              <w:t xml:space="preserve">3.3</w:t>
+              <w:t xml:space="preserve">2.2</w:t>
             </w:r>
           </w:p>
         </w:tc>
@@ -27576,7 +27576,7 @@
                 <w:sz w:val="20"/>
                 <w:szCs w:val="20"/>
               </w:rPr>
-              <w:t xml:space="preserve">The Pennsylvania State University</w:t>
+              <w:t xml:space="preserve">The University of North Carolina at Chapel Hill</w:t>
             </w:r>
           </w:p>
         </w:tc>
@@ -27606,7 +27606,7 @@
                 <w:sz w:val="20"/>
                 <w:szCs w:val="20"/>
               </w:rPr>
-              <w:t xml:space="preserve">13</w:t>
+              <w:t xml:space="preserve">1</w:t>
             </w:r>
           </w:p>
         </w:tc>
@@ -27636,7 +27636,7 @@
                 <w:sz w:val="20"/>
                 <w:szCs w:val="20"/>
               </w:rPr>
-              <w:t xml:space="preserve">60</w:t>
+              <w:t xml:space="preserve">2</w:t>
             </w:r>
           </w:p>
         </w:tc>
@@ -27666,7 +27666,7 @@
                 <w:sz w:val="20"/>
                 <w:szCs w:val="20"/>
               </w:rPr>
-              <w:t xml:space="preserve">0.5</w:t>
+              <w:t xml:space="preserve">fewer than 20 sales</w:t>
             </w:r>
           </w:p>
         </w:tc>
@@ -27696,7 +27696,7 @@
                 <w:sz w:val="20"/>
                 <w:szCs w:val="20"/>
               </w:rPr>
-              <w:t xml:space="preserve">2.2</w:t>
+              <w:t xml:space="preserve">3.75</w:t>
             </w:r>
           </w:p>
         </w:tc>
@@ -27731,7 +27731,7 @@
                 <w:sz w:val="20"/>
                 <w:szCs w:val="20"/>
               </w:rPr>
-              <w:t xml:space="preserve">The University of North Carolina at Chapel Hill</w:t>
+              <w:t xml:space="preserve">University of Florida</w:t>
             </w:r>
           </w:p>
         </w:tc>
@@ -27761,7 +27761,7 @@
                 <w:sz w:val="20"/>
                 <w:szCs w:val="20"/>
               </w:rPr>
-              <w:t xml:space="preserve">3</w:t>
+              <w:t xml:space="preserve">1</w:t>
             </w:r>
           </w:p>
         </w:tc>
@@ -27791,7 +27791,7 @@
                 <w:sz w:val="20"/>
                 <w:szCs w:val="20"/>
               </w:rPr>
-              <w:t xml:space="preserve">6</w:t>
+              <w:t xml:space="preserve">2</w:t>
             </w:r>
           </w:p>
         </w:tc>
@@ -27851,7 +27851,7 @@
                 <w:sz w:val="20"/>
                 <w:szCs w:val="20"/>
               </w:rPr>
-              <w:t xml:space="preserve">3.8</w:t>
+              <w:t xml:space="preserve">4.4</w:t>
             </w:r>
           </w:p>
         </w:tc>
@@ -27886,7 +27886,7 @@
                 <w:sz w:val="20"/>
                 <w:szCs w:val="20"/>
               </w:rPr>
-              <w:t xml:space="preserve">University of Florida</w:t>
+              <w:t xml:space="preserve">University of Virginia</w:t>
             </w:r>
           </w:p>
         </w:tc>
@@ -27916,42 +27916,42 @@
                 <w:sz w:val="20"/>
                 <w:szCs w:val="20"/>
               </w:rPr>
+              <w:t xml:space="preserve">1</w:t>
+            </w:r>
+          </w:p>
+        </w:tc>
+        <w:tc>
+          <w:tcPr>
+            <w:tcW w:type="dxa" w:w="1775"/>
+            <w:tcBorders>
+              <w:top w:val="single" w:color="C9D1DC" w:sz="4"/>
+              <w:left w:val="single" w:color="C9D1DC" w:sz="4"/>
+              <w:bottom w:val="single" w:color="C9D1DC" w:sz="4"/>
+              <w:right w:val="single" w:color="C9D1DC" w:sz="4"/>
+            </w:tcBorders>
+            <w:tcMar>
+              <w:top w:type="dxa" w:w="60"/>
+              <w:left w:type="dxa" w:w="100"/>
+              <w:bottom w:type="dxa" w:w="60"/>
+              <w:right w:type="dxa" w:w="100"/>
+            </w:tcMar>
+          </w:tcPr>
+          <w:p>
+            <w:pPr>
+              <w:spacing w:after="0"/>
+              <w:jc w:val="right"/>
+            </w:pPr>
+            <w:r>
+              <w:rPr>
+                <w:sz w:val="20"/>
+                <w:szCs w:val="20"/>
+              </w:rPr>
               <w:t xml:space="preserve">2</w:t>
             </w:r>
           </w:p>
         </w:tc>
         <w:tc>
           <w:tcPr>
-            <w:tcW w:type="dxa" w:w="1775"/>
-            <w:tcBorders>
-              <w:top w:val="single" w:color="C9D1DC" w:sz="4"/>
-              <w:left w:val="single" w:color="C9D1DC" w:sz="4"/>
-              <w:bottom w:val="single" w:color="C9D1DC" w:sz="4"/>
-              <w:right w:val="single" w:color="C9D1DC" w:sz="4"/>
-            </w:tcBorders>
-            <w:tcMar>
-              <w:top w:type="dxa" w:w="60"/>
-              <w:left w:type="dxa" w:w="100"/>
-              <w:bottom w:type="dxa" w:w="60"/>
-              <w:right w:type="dxa" w:w="100"/>
-            </w:tcMar>
-          </w:tcPr>
-          <w:p>
-            <w:pPr>
-              <w:spacing w:after="0"/>
-              <w:jc w:val="right"/>
-            </w:pPr>
-            <w:r>
-              <w:rPr>
-                <w:sz w:val="20"/>
-                <w:szCs w:val="20"/>
-              </w:rPr>
-              <w:t xml:space="preserve">4</w:t>
-            </w:r>
-          </w:p>
-        </w:tc>
-        <w:tc>
-          <w:tcPr>
             <w:tcW w:type="dxa" w:w="1559"/>
             <w:tcBorders>
               <w:top w:val="single" w:color="C9D1DC" w:sz="4"/>
@@ -28006,7 +28006,7 @@
                 <w:sz w:val="20"/>
                 <w:szCs w:val="20"/>
               </w:rPr>
-              <w:t xml:space="preserve">4.4</w:t>
+              <w:t xml:space="preserve">3.4</w:t>
             </w:r>
           </w:p>
         </w:tc>
@@ -28041,7 +28041,7 @@
                 <w:sz w:val="20"/>
                 <w:szCs w:val="20"/>
               </w:rPr>
-              <w:t xml:space="preserve">University of Georgia</w:t>
+              <w:t xml:space="preserve">Purdue University</w:t>
             </w:r>
           </w:p>
         </w:tc>
@@ -28071,7 +28071,7 @@
                 <w:sz w:val="20"/>
                 <w:szCs w:val="20"/>
               </w:rPr>
-              <w:t xml:space="preserve">2</w:t>
+              <w:t xml:space="preserve">0</w:t>
             </w:r>
           </w:p>
         </w:tc>
@@ -28101,7 +28101,7 @@
                 <w:sz w:val="20"/>
                 <w:szCs w:val="20"/>
               </w:rPr>
-              <w:t xml:space="preserve">4</w:t>
+              <w:t xml:space="preserve">0</w:t>
             </w:r>
           </w:p>
         </w:tc>
@@ -28131,7 +28131,7 @@
                 <w:sz w:val="20"/>
                 <w:szCs w:val="20"/>
               </w:rPr>
-              <w:t xml:space="preserve">fewer than 20 sales</w:t>
+              <w:t xml:space="preserve">no sales</w:t>
             </w:r>
           </w:p>
         </w:tc>
@@ -28161,7 +28161,7 @@
                 <w:sz w:val="20"/>
                 <w:szCs w:val="20"/>
               </w:rPr>
-              <w:t xml:space="preserve">3.7</w:t>
+              <w:t xml:space="preserve">3.8</w:t>
             </w:r>
           </w:p>
         </w:tc>
@@ -28196,7 +28196,7 @@
                 <w:sz w:val="20"/>
                 <w:szCs w:val="20"/>
               </w:rPr>
-              <w:t xml:space="preserve">University of California, Davis</w:t>
+              <w:t xml:space="preserve">The University of Iowa</w:t>
             </w:r>
           </w:p>
         </w:tc>
@@ -28226,7 +28226,7 @@
                 <w:sz w:val="20"/>
                 <w:szCs w:val="20"/>
               </w:rPr>
-              <w:t xml:space="preserve">1</w:t>
+              <w:t xml:space="preserve">0</w:t>
             </w:r>
           </w:p>
         </w:tc>
@@ -28256,7 +28256,7 @@
                 <w:sz w:val="20"/>
                 <w:szCs w:val="20"/>
               </w:rPr>
-              <w:t xml:space="preserve">2</w:t>
+              <w:t xml:space="preserve">0</w:t>
             </w:r>
           </w:p>
         </w:tc>
@@ -28286,7 +28286,7 @@
                 <w:sz w:val="20"/>
                 <w:szCs w:val="20"/>
               </w:rPr>
-              <w:t xml:space="preserve">fewer than 20 sales</w:t>
+              <w:t xml:space="preserve">no sales</w:t>
             </w:r>
           </w:p>
         </w:tc>
@@ -28316,7 +28316,7 @@
                 <w:sz w:val="20"/>
                 <w:szCs w:val="20"/>
               </w:rPr>
-              <w:t xml:space="preserve">2</w:t>
+              <w:t xml:space="preserve">2.2</w:t>
             </w:r>
           </w:p>
         </w:tc>
@@ -28351,7 +28351,7 @@
                 <w:sz w:val="20"/>
                 <w:szCs w:val="20"/>
               </w:rPr>
-              <w:t xml:space="preserve">University of Michigan</w:t>
+              <w:t xml:space="preserve">University of California, Davis</w:t>
             </w:r>
           </w:p>
         </w:tc>
@@ -28381,7 +28381,7 @@
                 <w:sz w:val="20"/>
                 <w:szCs w:val="20"/>
               </w:rPr>
-              <w:t xml:space="preserve">1</w:t>
+              <w:t xml:space="preserve">0</w:t>
             </w:r>
           </w:p>
         </w:tc>
@@ -28411,67 +28411,67 @@
                 <w:sz w:val="20"/>
                 <w:szCs w:val="20"/>
               </w:rPr>
+              <w:t xml:space="preserve">0</w:t>
+            </w:r>
+          </w:p>
+        </w:tc>
+        <w:tc>
+          <w:tcPr>
+            <w:tcW w:type="dxa" w:w="1559"/>
+            <w:tcBorders>
+              <w:top w:val="single" w:color="C9D1DC" w:sz="4"/>
+              <w:left w:val="single" w:color="C9D1DC" w:sz="4"/>
+              <w:bottom w:val="single" w:color="C9D1DC" w:sz="4"/>
+              <w:right w:val="single" w:color="C9D1DC" w:sz="4"/>
+            </w:tcBorders>
+            <w:tcMar>
+              <w:top w:type="dxa" w:w="60"/>
+              <w:left w:type="dxa" w:w="100"/>
+              <w:bottom w:type="dxa" w:w="60"/>
+              <w:right w:type="dxa" w:w="100"/>
+            </w:tcMar>
+          </w:tcPr>
+          <w:p>
+            <w:pPr>
+              <w:spacing w:after="0"/>
+              <w:jc w:val="right"/>
+            </w:pPr>
+            <w:r>
+              <w:rPr>
+                <w:sz w:val="20"/>
+                <w:szCs w:val="20"/>
+              </w:rPr>
+              <w:t xml:space="preserve">no sales</w:t>
+            </w:r>
+          </w:p>
+        </w:tc>
+        <w:tc>
+          <w:tcPr>
+            <w:tcW w:type="dxa" w:w="1689"/>
+            <w:tcBorders>
+              <w:top w:val="single" w:color="C9D1DC" w:sz="4"/>
+              <w:left w:val="single" w:color="C9D1DC" w:sz="4"/>
+              <w:bottom w:val="single" w:color="C9D1DC" w:sz="4"/>
+              <w:right w:val="single" w:color="C9D1DC" w:sz="4"/>
+            </w:tcBorders>
+            <w:tcMar>
+              <w:top w:type="dxa" w:w="60"/>
+              <w:left w:type="dxa" w:w="100"/>
+              <w:bottom w:type="dxa" w:w="60"/>
+              <w:right w:type="dxa" w:w="100"/>
+            </w:tcMar>
+          </w:tcPr>
+          <w:p>
+            <w:pPr>
+              <w:spacing w:after="0"/>
+              <w:jc w:val="right"/>
+            </w:pPr>
+            <w:r>
+              <w:rPr>
+                <w:sz w:val="20"/>
+                <w:szCs w:val="20"/>
+              </w:rPr>
               <w:t xml:space="preserve">2</w:t>
-            </w:r>
-          </w:p>
-        </w:tc>
-        <w:tc>
-          <w:tcPr>
-            <w:tcW w:type="dxa" w:w="1559"/>
-            <w:tcBorders>
-              <w:top w:val="single" w:color="C9D1DC" w:sz="4"/>
-              <w:left w:val="single" w:color="C9D1DC" w:sz="4"/>
-              <w:bottom w:val="single" w:color="C9D1DC" w:sz="4"/>
-              <w:right w:val="single" w:color="C9D1DC" w:sz="4"/>
-            </w:tcBorders>
-            <w:tcMar>
-              <w:top w:type="dxa" w:w="60"/>
-              <w:left w:type="dxa" w:w="100"/>
-              <w:bottom w:type="dxa" w:w="60"/>
-              <w:right w:type="dxa" w:w="100"/>
-            </w:tcMar>
-          </w:tcPr>
-          <w:p>
-            <w:pPr>
-              <w:spacing w:after="0"/>
-              <w:jc w:val="right"/>
-            </w:pPr>
-            <w:r>
-              <w:rPr>
-                <w:sz w:val="20"/>
-                <w:szCs w:val="20"/>
-              </w:rPr>
-              <w:t xml:space="preserve">fewer than 20 sales</w:t>
-            </w:r>
-          </w:p>
-        </w:tc>
-        <w:tc>
-          <w:tcPr>
-            <w:tcW w:type="dxa" w:w="1689"/>
-            <w:tcBorders>
-              <w:top w:val="single" w:color="C9D1DC" w:sz="4"/>
-              <w:left w:val="single" w:color="C9D1DC" w:sz="4"/>
-              <w:bottom w:val="single" w:color="C9D1DC" w:sz="4"/>
-              <w:right w:val="single" w:color="C9D1DC" w:sz="4"/>
-            </w:tcBorders>
-            <w:tcMar>
-              <w:top w:type="dxa" w:w="60"/>
-              <w:left w:type="dxa" w:w="100"/>
-              <w:bottom w:type="dxa" w:w="60"/>
-              <w:right w:type="dxa" w:w="100"/>
-            </w:tcMar>
-          </w:tcPr>
-          <w:p>
-            <w:pPr>
-              <w:spacing w:after="0"/>
-              <w:jc w:val="right"/>
-            </w:pPr>
-            <w:r>
-              <w:rPr>
-                <w:sz w:val="20"/>
-                <w:szCs w:val="20"/>
-              </w:rPr>
-              <w:t xml:space="preserve">2.7</w:t>
             </w:r>
           </w:p>
         </w:tc>
@@ -28506,7 +28506,7 @@
                 <w:sz w:val="20"/>
                 <w:szCs w:val="20"/>
               </w:rPr>
-              <w:t xml:space="preserve">University of Wisconsin-Madison</w:t>
+              <w:t xml:space="preserve">University of Georgia</w:t>
             </w:r>
           </w:p>
         </w:tc>
@@ -28536,7 +28536,7 @@
                 <w:sz w:val="20"/>
                 <w:szCs w:val="20"/>
               </w:rPr>
-              <w:t xml:space="preserve">1</w:t>
+              <w:t xml:space="preserve">0</w:t>
             </w:r>
           </w:p>
         </w:tc>
@@ -28566,7 +28566,7 @@
                 <w:sz w:val="20"/>
                 <w:szCs w:val="20"/>
               </w:rPr>
-              <w:t xml:space="preserve">2</w:t>
+              <w:t xml:space="preserve">0</w:t>
             </w:r>
           </w:p>
         </w:tc>
@@ -28596,7 +28596,7 @@
                 <w:sz w:val="20"/>
                 <w:szCs w:val="20"/>
               </w:rPr>
-              <w:t xml:space="preserve">fewer than 20 sales</w:t>
+              <w:t xml:space="preserve">no sales</w:t>
             </w:r>
           </w:p>
         </w:tc>
@@ -28626,7 +28626,7 @@
                 <w:sz w:val="20"/>
                 <w:szCs w:val="20"/>
               </w:rPr>
-              <w:t xml:space="preserve">4.8</w:t>
+              <w:t xml:space="preserve">3.7</w:t>
             </w:r>
           </w:p>
         </w:tc>
@@ -28661,7 +28661,7 @@
                 <w:sz w:val="20"/>
                 <w:szCs w:val="20"/>
               </w:rPr>
-              <w:t xml:space="preserve">Purdue University</w:t>
+              <w:t xml:space="preserve">University of Illinois Urbana-Champaign</w:t>
             </w:r>
           </w:p>
         </w:tc>
@@ -28781,7 +28781,7 @@
                 <w:sz w:val="20"/>
                 <w:szCs w:val="20"/>
               </w:rPr>
-              <w:t xml:space="preserve">3.8</w:t>
+              <w:t xml:space="preserve">2.8</w:t>
             </w:r>
           </w:p>
         </w:tc>
@@ -28816,7 +28816,7 @@
                 <w:sz w:val="20"/>
                 <w:szCs w:val="20"/>
               </w:rPr>
-              <w:t xml:space="preserve">The University of Iowa</w:t>
+              <w:t xml:space="preserve">University of Michigan</w:t>
             </w:r>
           </w:p>
         </w:tc>
@@ -28936,7 +28936,7 @@
                 <w:sz w:val="20"/>
                 <w:szCs w:val="20"/>
               </w:rPr>
-              <w:t xml:space="preserve">2.2</w:t>
+              <w:t xml:space="preserve">2.7</w:t>
             </w:r>
           </w:p>
         </w:tc>
@@ -28971,7 +28971,7 @@
                 <w:sz w:val="20"/>
                 <w:szCs w:val="20"/>
               </w:rPr>
-              <w:t xml:space="preserve">University of Illinois Urbana-Champaign</w:t>
+              <w:t xml:space="preserve">University of Wisconsin-Madison</w:t>
             </w:r>
           </w:p>
         </w:tc>
@@ -29091,7 +29091,7 @@
                 <w:sz w:val="20"/>
                 <w:szCs w:val="20"/>
               </w:rPr>
-              <w:t xml:space="preserve">2.8</w:t>
+              <w:t xml:space="preserve">4.8</w:t>
             </w:r>
           </w:p>
         </w:tc>
@@ -29156,7 +29156,7 @@
                 <w:sz w:val="20"/>
                 <w:szCs w:val="20"/>
               </w:rPr>
-              <w:t xml:space="preserve">103</w:t>
+              <w:t xml:space="preserve">16</w:t>
             </w:r>
           </w:p>
         </w:tc>
@@ -29186,7 +29186,7 @@
                 <w:sz w:val="20"/>
                 <w:szCs w:val="20"/>
               </w:rPr>
-              <w:t xml:space="preserve">240</w:t>
+              <w:t xml:space="preserve">66</w:t>
             </w:r>
           </w:p>
         </w:tc>
@@ -29216,7 +29216,7 @@
                 <w:sz w:val="20"/>
                 <w:szCs w:val="20"/>
               </w:rPr>
-              <w:t xml:space="preserve">4.1</w:t>
+              <w:t xml:space="preserve">0.5</w:t>
             </w:r>
           </w:p>
         </w:tc>
@@ -29273,9 +29273,9 @@
       <w:r>
         <w:drawing>
           <wp:inline distT="0" distB="0" distL="0" distR="0">
-            <wp:extent cx="5715000" cy="2695575"/>
+            <wp:extent cx="5715000" cy="2714625"/>
             <wp:effectExtent t="0" r="0" b="0" l="0"/>
-            <wp:docPr id="1" name="q6.png" descr="Bar chart of sales at repeated addresses by campus area. Virginia (160.0) and Penn State (60.0) hold almost all of them." title="Bar chart of sales at repeated addresses by campus area. Virginia (160.0) and Penn State (60.0) hold almost all of them."/>
+            <wp:docPr id="1" name="q6.png" descr="Bar chart of sales at repeated addresses by campus area. Penn State (60) holds almost all of them." title="Bar chart of sales at repeated addresses by campus area. Penn State (60) holds almost all of them."/>
             <wp:cNvGraphicFramePr>
               <a:graphicFrameLocks xmlns:a="http://schemas.openxmlformats.org/drawingml/2006/main" noChangeAspect="1"/>
             </wp:cNvGraphicFramePr>
@@ -29298,7 +29298,7 @@
                   <pic:spPr bwMode="auto">
                     <a:xfrm>
                       <a:off x="0" y="0"/>
-                      <a:ext cx="5715000" cy="2695575"/>
+                      <a:ext cx="5715000" cy="2714625"/>
                     </a:xfrm>
                     <a:prstGeom prst="rect">
                       <a:avLst/>
@@ -29321,12 +29321,12 @@
     </w:p>
     <w:p>
       <w:r>
-        <w:t xml:space="preserve">In all, 103 addresses have more than one sale, covering 240 sales. They are concentrated in two areas: Virginia (80 addresses, 160 sales) and Penn State (13 addresses, 60 sales). Purdue, Iowa and Illinois have none, and every other area has 3 or fewer such addresses.</w:t>
+        <w:t xml:space="preserve">In all, 16 addresses have more than one sale, covering 66 sales. Almost all are around Penn State (13 addresses, 60 sales). UNC, Florida and Virginia have one such address each, and Purdue, Iowa, UC Davis, Georgia, Illinois, Michigan and UW-Madison have none.</w:t>
       </w:r>
     </w:p>
     <w:p>
       <w:r>
-        <w:t xml:space="preserve">Across all areas, those sales sit a median 4.1 miles from campus, against 3.4 for all other sales. That overall figure mixes two opposite patterns. Around Penn State, the repeated addresses are close to campus (0.5 miles against 2.2). Around Virginia, they are farther out (6.7 against 3.3). The other areas have fewer than 20 such sales.</w:t>
+        <w:t xml:space="preserve">Across all areas, those sales sit a median 0.5 miles from campus, against 3.4 for all other sales. Within an area, only Penn State has 20 or more such sales. There they sit much closer to campus than other sales, 0.5 miles against 2.2, which fits condo and apartment buildings near campus. The other areas have fewer than 20 such sales.</w:t>
       </w:r>
     </w:p>
     <w:p>
@@ -29338,7 +29338,7 @@
         <w:t xml:space="preserve">Instructor note: what the repeated addresses are.</w:t>
       </w:r>
       <w:r>
-        <w:t xml:space="preserve"> The description sheet calls all 240 rows separate condo or apartment units. That holds in State College. But 87 of the 103 addresses (174 rows) meet the build notes' own test for one sale recorded twice: two rows, prices within 1% and sale dates within 90 days. Of these, 79 are in Virginia, and 78 of those are homes built in 2023 or later. In 79 of the 87 pairs, one row carries the listing dates and the other carries the county's parcel number and assessed value, so the build's parcel check missed them. Their coordinates differ too, which is why Virginia's repeated-address sales look far from campus. Do not mark down a student who spots this and explains it. The figures above follow the question's definition, which counts every row.</w:t>
+        <w:t xml:space="preserve"> The 60 sales around Penn State are condo and apartment units in 13 buildings, each unit with its own parcel number. The other 6 sales are pairs: two different sales, at different prices and about a year or more apart, at each of 3 homes built in 2023 or 2024. The description sheet explains both. A student who says the repeated addresses are mostly condo buildings close to campus is right.</w:t>
       </w:r>
     </w:p>
     <w:p>
@@ -29577,7 +29577,7 @@
                 <w:sz w:val="20"/>
                 <w:szCs w:val="20"/>
               </w:rPr>
-              <w:t xml:space="preserve">103</w:t>
+              <w:t xml:space="preserve">16</w:t>
             </w:r>
           </w:p>
         </w:tc>
@@ -29607,7 +29607,7 @@
                 <w:sz w:val="20"/>
                 <w:szCs w:val="20"/>
               </w:rPr>
-              <w:t xml:space="preserve">240</w:t>
+              <w:t xml:space="preserve">66</w:t>
             </w:r>
           </w:p>
         </w:tc>
@@ -29637,7 +29637,7 @@
                 <w:sz w:val="20"/>
                 <w:szCs w:val="20"/>
               </w:rPr>
-              <w:t xml:space="preserve">4.1</w:t>
+              <w:t xml:space="preserve">0.5</w:t>
             </w:r>
           </w:p>
         </w:tc>
@@ -29702,7 +29702,7 @@
                 <w:sz w:val="20"/>
                 <w:szCs w:val="20"/>
               </w:rPr>
-              <w:t xml:space="preserve">139</w:t>
+              <w:t xml:space="preserve">52</w:t>
             </w:r>
           </w:p>
         </w:tc>
@@ -29732,7 +29732,7 @@
                 <w:sz w:val="20"/>
                 <w:szCs w:val="20"/>
               </w:rPr>
-              <w:t xml:space="preserve">312</w:t>
+              <w:t xml:space="preserve">138</w:t>
             </w:r>
           </w:p>
         </w:tc>
@@ -29762,7 +29762,7 @@
                 <w:sz w:val="20"/>
                 <w:szCs w:val="20"/>
               </w:rPr>
-              <w:t xml:space="preserve">4.1</w:t>
+              <w:t xml:space="preserve">2.1</w:t>
             </w:r>
           </w:p>
         </w:tc>
@@ -29952,7 +29952,7 @@
                 <w:sz w:val="20"/>
                 <w:szCs w:val="20"/>
               </w:rPr>
-              <w:t xml:space="preserve">103</w:t>
+              <w:t xml:space="preserve">16</w:t>
             </w:r>
           </w:p>
         </w:tc>
@@ -29982,7 +29982,7 @@
                 <w:sz w:val="20"/>
                 <w:szCs w:val="20"/>
               </w:rPr>
-              <w:t xml:space="preserve">137</w:t>
+              <w:t xml:space="preserve">50</w:t>
             </w:r>
           </w:p>
         </w:tc>
@@ -30012,7 +30012,7 @@
                 <w:sz w:val="20"/>
                 <w:szCs w:val="20"/>
               </w:rPr>
-              <w:t xml:space="preserve">4.1</w:t>
+              <w:t xml:space="preserve">0.5</w:t>
             </w:r>
           </w:p>
         </w:tc>
@@ -30041,7 +30041,7 @@
         <w:spacing w:after="80"/>
       </w:pPr>
       <w:r>
-        <w:t xml:space="preserve">Counts: exact. 103 addresses and 240 sales in total, and each area's counts as in the table. Counts are always shown, even for small areas.</w:t>
+        <w:t xml:space="preserve">Counts: exact. 16 addresses and 66 sales in total, and each area's counts as in the table. Counts are always shown, even for small areas.</w:t>
       </w:r>
     </w:p>
     <w:p>
@@ -30067,7 +30067,7 @@
         <w:spacing w:after="80"/>
       </w:pPr>
       <w:r>
-        <w:t xml:space="preserve">The question asks for the comparison across all areas and within each area, so full credit needs both, and the observation that the two areas with enough sales point in opposite directions.</w:t>
+        <w:t xml:space="preserve">The question asks for the comparison across all areas and within each area, so full credit needs both: the overall comparison, Penn State's comparison, and "fewer than 20 sales" for each other area that has such sales.</w:t>
       </w:r>
     </w:p>
     <w:sectPr>
